--- a/data/alexander/HISTORIA_DEL_PERSONAJE.docx
+++ b/data/alexander/HISTORIA_DEL_PERSONAJE.docx
@@ -161,27 +161,57 @@
     </w:p>
     <w:p>
       <w:r>
-        <w:t>PERSISTED_PAUSE_ID: PAUSA-DIA04-NOCHE-2026-08-13-RHO9-POST-INCURSION</w:t>
-      </w:r>
-    </w:p>
-    <w:p>
-      <w:r>
-        <w:t>CHECKPOINT_ID: CHECKPOINT.ALEXANDER.D04.NOCHE.RHO9.POST-INCURSION</w:t>
-      </w:r>
-    </w:p>
-    <w:p>
-      <w:r>
-        <w:t>STATE_REVISION: 8</w:t>
-      </w:r>
-    </w:p>
-    <w:p>
-      <w:r>
-        <w:t>SOURCE_REVISION_ID: CAMPAIGN.ALEXANDER.NECROMUNDA.HISTORY.D04-NIGHT-RHO9-POST-INCURSION-20260813.R1</w:t>
-      </w:r>
-    </w:p>
-    <w:p>
-      <w:r>
-        <w:t>ÚLTIMA ACTUALIZACIÓN: Día 04, noche; integrada como pausa confirmada la operación nocturna posterior a la reconciliación de inventario, sin inferir hora exacta ni número de turno.</w:t>
+        <w:rPr>
+          <w:rFonts w:ascii="Arial" w:hAnsi="Arial"/>
+          <w:b/>
+          <w:color w:val="000000"/>
+          <w:sz w:val="22"/>
+        </w:rPr>
+        <w:t>PERSISTED_PAUSE_ID: PAUSA-POST-T915-2026-08-11-RHO9-BLOQUE-UMBRAL</w:t>
+      </w:r>
+    </w:p>
+    <w:p>
+      <w:r>
+        <w:rPr>
+          <w:rFonts w:ascii="Arial" w:hAnsi="Arial"/>
+          <w:b/>
+          <w:color w:val="000000"/>
+          <w:sz w:val="22"/>
+        </w:rPr>
+        <w:t>CHECKPOINT_ID: CHECKPOINT.ALEXANDER.POST-T915.RHO9.UMBRAL-WORKBLOCK</w:t>
+      </w:r>
+    </w:p>
+    <w:p>
+      <w:r>
+        <w:rPr>
+          <w:rFonts w:ascii="Arial" w:hAnsi="Arial"/>
+          <w:b/>
+          <w:color w:val="000000"/>
+          <w:sz w:val="22"/>
+        </w:rPr>
+        <w:t>STATE_REVISION: 7</w:t>
+      </w:r>
+    </w:p>
+    <w:p>
+      <w:r>
+        <w:rPr>
+          <w:rFonts w:ascii="Arial" w:hAnsi="Arial"/>
+          <w:b/>
+          <w:color w:val="000000"/>
+          <w:sz w:val="22"/>
+        </w:rPr>
+        <w:t>SOURCE_REVISION_ID: CAMPAIGN.ALEXANDER.NECROMUNDA.HISTORY.TIME-INVENTORY-RECONCILIATION-20260811.R1</w:t>
+      </w:r>
+    </w:p>
+    <w:p>
+      <w:r>
+        <w:rPr>
+          <w:rFonts w:ascii="Arial" w:hAnsi="Arial"/>
+          <w:b/>
+          <w:color w:val="000000"/>
+          <w:sz w:val="22"/>
+        </w:rPr>
+        <w:t>ÚLTIMA ACTUALIZACIÓN: Reconciliación canónica de horario local e inventario completo de Sombra infinita: Día 04, tarde temprana; auditoría física consolidada sin avance de escena.</w:t>
       </w:r>
     </w:p>
     <w:p>
@@ -3322,126 +3352,6 @@
           <w:sz w:val="22"/>
         </w:rPr>
         <w:t>REGLA DE REANUDACIÓN: anunciar «Día 04, tarde temprana» y usar el inventario consolidado de la Ficha. No declarar auditoría pendiente, farmacia desconocida, censo umbral sin cerrar ni perfiles de armas incompletos cuando el registro ya los define.</w:t>
-      </w:r>
-    </w:p>
-    <w:p>
-      <w:pPr/>
-      <w:r>
-        <w:t>CIERRE CONFIRMADO — DÍA 04, NOCHE — RHO-9 Y OPERACIÓN NOCTURNA</w:t>
-      </w:r>
-    </w:p>
-    <w:p>
-      <w:pPr/>
-      <w:r>
-        <w:t>ALCANCE TEMPORAL: el tramo ocurre después de la reconciliación de Día 04, tarde temprana y concluye en Medicae Station Rho-9 durante la noche. La hora exacta y el número de turno no están reconciliados y no deben inferirse.</w:t>
-      </w:r>
-    </w:p>
-    <w:p>
-      <w:pPr/>
-      <w:r>
-        <w:t>RHO-9 COMO HOGAR Y CLÍNICA: Alexander declaró Medicae Station Rho-9 como hogar permanente y clínica. La instalación permanece cerrada al público. La autoridad estratégica del dominio continúa en Alexander.</w:t>
-      </w:r>
-    </w:p>
-    <w:p>
-      <w:pPr/>
-      <w:r>
-        <w:t>MANDATO DE SEVERAN: Severan Holt aceptó el cargo formal de Maestro de Seguridad de Rho-9. Su mandato cubre seguridad, fortificación, accesos, cerraduras, guardias y orden, con la instrucción de mantener vivos a los de Alexander y mantener fuera a extraños. Puede comprometer hasta 200 créditos por semana dentro de ese mandato, pero el límite no ejecuta gasto automático; cada gasto debe reportarse a Syra Kol. Khepra-9 conserva independencia y no queda subordinada a Severan.</w:t>
-      </w:r>
-    </w:p>
-    <w:p>
-      <w:pPr/>
-      <w:r>
-        <w:t>BLOQUE DE PERSONAL: se confirmó un sector con cuatro habitaciones pequeñas y una sala común grande, dos catres metálicos y dos habitaciones mayormente vacías. El sector no tiene energía confirmada; agua y saneamiento no fueron verificados. Una puerta posterior cierra pero no está asegurada y conduce a escaleras que descienden a niveles todavía desconocidos. Severan y Jarek solo confirmaron que las escaleras continúan; no exploraron más.</w:t>
-      </w:r>
-    </w:p>
-    <w:p>
-      <w:pPr/>
-      <w:r>
-        <w:t>SUMINISTROS DE RHO-9: el corte vigente registra 24 raciones comunes, 10 militares, 9 médicas, 5 de alta nutrición y 16 botellas de agua de un litro. Las entregas previas a Mara y Syra ya están descontadas de esas cantidades.</w:t>
-      </w:r>
-    </w:p>
-    <w:p>
-      <w:pPr/>
-      <w:r>
-        <w:t>INCURSIÓN NOCTURNA: Alexander salió de Rho-9 y capturó cuatro humanos vulnerables que entraron vivos en Sombra infinita. Más tarde localizó un depósito privado ocupado por cuatro humanos armados, se infiltró y extrajo armas y munición mediante sus capacidades. Los ocupantes advirtieron la desaparición del inventario, cerraron y registraron el local, pero no identificaron a Alexander ni vincularon el robo con Rho-9.</w:t>
-      </w:r>
-    </w:p>
-    <w:p>
-      <w:pPr/>
-      <w:r>
-        <w:t>DISTRACCIÓN Y RETORNO: durante la retirada Alexander liberó una rata gigante de subcolmena como distracción. Su destino posterior es desconocido y no existe censo válido que permita inferir cuántas ratas permanecen cautivas. Alexander escapó y regresó a Rho-9.</w:t>
-      </w:r>
-    </w:p>
-    <w:p>
-      <w:pPr/>
-      <w:r>
-        <w:t>BOTÍN CONFIRMADO: el retorno incorporó físicamente cuatro pistolas del depósito, cinco armas largas, una pistola pequeña tomada del segundo cautivo, 96 cartuchos sólidos compatibles con pistola de servicio de 12, 120 cartuchos compatibles con carabina genérica de 24, doce cargadores del lote inicial, una caja de munición pesada, un lote cilíndrico especial, munición y cargadores adicionales y el contenido de una caja reforzada. La clasificación detallada de patrones, cargadores, munición especial y granadas permanece provisional y no se vuelve canónica por esta entrada. El material industrial visto en el depósito no fue confirmado como robado.</w:t>
-      </w:r>
-    </w:p>
-    <w:p>
-      <w:pPr/>
-      <w:r>
-        <w:t>EJECUCIONES EN RHO-9: los cuatro cautivos fueron extraídos uno por uno y ejecutados personalmente por Halven Rusk bajo la orden reiterada de Alexander. Los cuatro murieron y sus cadáveres quedaron separados en Sombra infinita. Estas muertes no avanzan el pacto de diez ejecuciones del Primer deudor E-12, porque el ejecutor fue Halven.</w:t>
-      </w:r>
-    </w:p>
-    <w:p>
-      <w:pPr/>
-      <w:r>
-        <w:t>PACTO DE COSECHA DE HALVEN: queda corregida y confirmada una cláusula adicional de la servidumbre de Halven: toda muerte causada personalmente por su mano transfiere el alma de la víctima a Alexander. Las cuatro ejecuciones activaron esa cláusula y elevaron la Reserva Umbral de seis a diez almas completas.</w:t>
-      </w:r>
-    </w:p>
-    <w:p>
-      <w:pPr/>
-      <w:r>
-        <w:t>CONTINUIDAD DE PERSONAS: Jarek Venn queda identificado como el Primer deudor E-12. Está fuera de Sombra infinita, vivo y débil, con el torso reparado y ambos brazos presentes; conserva sus pactos de diez ejecuciones, todavía en 0/10, y un año de trabajo en Rho-9. Está asignado operativamente a Severan, sin convertirse por ello en miembro del séquito. El Segundo deudor permanece inconsciente en Sombra infinita con el brazo derecho amputado y sin pacto propio de ejecuciones, servicio anual o prótesis garantizada.</w:t>
-      </w:r>
-    </w:p>
-    <w:p>
-      <w:pPr/>
-      <w:r>
-        <w:t>PACIENTES Y COLABORADORES: Tertius está consciente y estable, pero no puede caminar con seguridad; su deuda concreta sigue pendiente y un empleo futuro no está comprometido. Quartus continúa crítico estable, inconsciente, intubado y mantenido sedado; sus términos de deuda esperan a que pueda participar. Sael permanece estable con drenaje y conserva autonomía. Syra Kol tiene 16 años confirmados y continúa en registros e inventario sin pacto. Khepra-9 mantiene cooperación permanente en principio, fuera del séquito y con custodia técnica y derecho de uso sobre piezas mecánicas. Hadrix está consciente y recuperándose, todavía no listo para trabajar. Demer permanece consciente y aislado; su integración anómala es funcional y algunas funciones dependen de ella.</w:t>
-      </w:r>
-    </w:p>
-    <w:p>
-      <w:pPr/>
-      <w:r>
-        <w:t>CENSO UMBRAL AL CIERRE: permanecen vivos y suspendidos el Operador M-01, los Sujetos M-01 I, II y III y el Segundo deudor E-12. Jarek Venn ya está materializado en Rho-9. Se agregan cuatro cadáveres de los cautivos nocturnos y la Reserva Umbral queda en diez almas completas.</w:t>
-      </w:r>
-    </w:p>
-    <w:p>
-      <w:pPr/>
-      <w:r>
-        <w:t>CONSECUENCIA EXTERNA ABIERTA: el depósito conoce que sufrió una sustracción anómala, pero no identificó al responsable ni conectó el hecho con Rho-9. No existe cambio numérico o categórico de reputación confirmado. Las consecuencias futuras y el destino de la rata permanecen abiertos y solo pueden avanzar por propagación causal posterior.</w:t>
-      </w:r>
-    </w:p>
-    <w:p>
-      <w:pPr/>
-      <w:r>
-        <w:t>PENDIENTES: reconciliar perfiles provisionales del arsenal, cartuchos especiales y granadas con la autoridad mecánica ACTIVE; decidir distribución del arsenal; explorar los subniveles; completar seguridad material, agua segura, esterilización, ventilación, frío, drenaje y cuarentena; mantener Rho-9 cerrada al público; resolver la formalización final de Khepra y su taller, las deudas de Tertius y Quartus, la recuperación y negociación del Segundo deudor, y cobrar los 300 créditos pendientes de Darrik Vane.</w:t>
-      </w:r>
-    </w:p>
-    <w:p>
-      <w:pPr/>
-      <w:r>
-        <w:t>PUNTO DE REANUDACIÓN: Medicae Station Rho-9, Día 04, noche. Alexander está estable; no hay combate ni emergencia inmediata confirmada. Reanudar desde este estado sin inventar hora, turno, reputación nueva, distribución del arsenal, perfiles provisionales como ACTIVE ni consecuencias externas todavía no ocurridas.</w:t>
-      </w:r>
-    </w:p>
-    <w:p>
-      <w:pPr/>
-      <w:r>
-        <w:t>PAUSE_ID: PAUSA-DIA04-NOCHE-2026-08-13-RHO9-POST-INCURSION</w:t>
-      </w:r>
-    </w:p>
-    <w:p>
-      <w:pPr/>
-      <w:r>
-        <w:t>CHECKPOINT_ID: CHECKPOINT.ALEXANDER.D04.NOCHE.RHO9.POST-INCURSION</w:t>
-      </w:r>
-    </w:p>
-    <w:p>
-      <w:pPr/>
-      <w:r>
-        <w:t>REGLA DE REANUDACIÓN: usar esta entrada junto con la Ficha, Séquito, Dominios y Personajes actualizados. Las capacidades particulares continúan gobernadas por la Ficha personal vigente; este cierre no redefine ninguna habilidad por inferencia.</w:t>
       </w:r>
     </w:p>
     <w:sectPr>
